--- a/ca_note_template.docx
+++ b/ca_note_template.docx
@@ -1,6 +1,6 @@
 
 <file path=word/document.xml><?xml version="1.0" encoding="utf-8"?>
-<w:document xmlns:wpc="http://schemas.microsoft.com/office/word/2010/wordprocessingCanvas" xmlns:cx="http://schemas.microsoft.com/office/drawing/2014/chartex" xmlns:cx1="http://schemas.microsoft.com/office/drawing/2015/9/8/chartex" xmlns:cx2="http://schemas.microsoft.com/office/drawing/2015/10/21/chartex" xmlns:cx3="http://schemas.microsoft.com/office/drawing/2016/5/9/chartex" xmlns:cx4="http://schemas.microsoft.com/office/drawing/2016/5/10/chartex" xmlns:cx5="http://schemas.microsoft.com/office/drawing/2016/5/11/chartex" xmlns:cx6="http://schemas.microsoft.com/office/drawing/2016/5/12/chartex" xmlns:cx7="http://schemas.microsoft.com/office/drawing/2016/5/13/chartex" xmlns:cx8="http://schemas.microsoft.com/office/drawing/2016/5/14/chartex" xmlns:mc="http://schemas.openxmlformats.org/markup-compatibility/2006" xmlns:aink="http://schemas.microsoft.com/office/drawing/2016/ink" xmlns:am3d="http://schemas.microsoft.com/office/drawing/2017/model3d" xmlns:o="urn:schemas-microsoft-com:office:office" xmlns:oel="http://schemas.microsoft.com/office/2019/extlst" xmlns:r="http://schemas.openxmlformats.org/officeDocument/2006/relationships" xmlns:m="http://schemas.openxmlformats.org/officeDocument/2006/math" xmlns:v="urn:schemas-microsoft-com:vml" xmlns:wp14="http://schemas.microsoft.com/office/word/2010/wordprocessingDrawing" xmlns:wp="http://schemas.openxmlformats.org/drawingml/2006/wordprocessingDrawing" xmlns:w10="urn:schemas-microsoft-com:office:word" xmlns:w="http://schemas.openxmlformats.org/wordprocessingml/2006/main" xmlns:w14="http://schemas.microsoft.com/office/word/2010/wordml" xmlns:w15="http://schemas.microsoft.com/office/word/2012/wordml" xmlns:w16cei="http://schemas.microsoft.com/office/word/2026/wordml/cei" xmlns:w16cex="http://schemas.microsoft.com/office/word/2018/wordml/cex" xmlns:w16cid="http://schemas.microsoft.com/office/word/2016/wordml/cid" xmlns:w16="http://schemas.microsoft.com/office/word/2018/wordml" xmlns:w16du="http://schemas.microsoft.com/office/word/2023/wordml/word16du" xmlns:w16sdtdh="http://schemas.microsoft.com/office/word/2020/wordml/sdtdatahash" xmlns:w16sdtfl="http://schemas.microsoft.com/office/word/2024/wordml/sdtformatlock" xmlns:w16se="http://schemas.microsoft.com/office/word/2015/wordml/symex" xmlns:wpg="http://schemas.microsoft.com/office/word/2010/wordprocessingGroup" xmlns:wpi="http://schemas.microsoft.com/office/word/2010/wordprocessingInk" xmlns:wne="http://schemas.microsoft.com/office/word/2006/wordml" xmlns:wps="http://schemas.microsoft.com/office/word/2010/wordprocessingShape" mc:Ignorable="w14 w15 w16se w16cid w16 w16cex w16sdtdh w16sdtfl w16du wp14">
+<w:document xmlns:wpc="http://schemas.microsoft.com/office/word/2010/wordprocessingCanvas" xmlns:cx="http://schemas.microsoft.com/office/drawing/2014/chartex" xmlns:cx1="http://schemas.microsoft.com/office/drawing/2015/9/8/chartex" xmlns:cx2="http://schemas.microsoft.com/office/drawing/2015/10/21/chartex" xmlns:cx3="http://schemas.microsoft.com/office/drawing/2016/5/9/chartex" xmlns:cx4="http://schemas.microsoft.com/office/drawing/2016/5/10/chartex" xmlns:cx5="http://schemas.microsoft.com/office/drawing/2016/5/11/chartex" xmlns:cx6="http://schemas.microsoft.com/office/drawing/2016/5/12/chartex" xmlns:cx7="http://schemas.microsoft.com/office/drawing/2016/5/13/chartex" xmlns:cx8="http://schemas.microsoft.com/office/drawing/2016/5/14/chartex" xmlns:mc="http://schemas.openxmlformats.org/markup-compatibility/2006" xmlns:aink="http://schemas.microsoft.com/office/drawing/2016/ink" xmlns:am3d="http://schemas.microsoft.com/office/drawing/2017/model3d" xmlns:o="urn:schemas-microsoft-com:office:office" xmlns:oel="http://schemas.microsoft.com/office/2019/extlst" xmlns:r="http://schemas.openxmlformats.org/officeDocument/2006/relationships" xmlns:m="http://schemas.openxmlformats.org/officeDocument/2006/math" xmlns:v="urn:schemas-microsoft-com:vml" xmlns:wp14="http://schemas.microsoft.com/office/word/2010/wordprocessingDrawing" xmlns:wp="http://schemas.openxmlformats.org/drawingml/2006/wordprocessingDrawing" xmlns:w10="urn:schemas-microsoft-com:office:word" xmlns:w="http://schemas.openxmlformats.org/wordprocessingml/2006/main" xmlns:w14="http://schemas.microsoft.com/office/word/2010/wordml" xmlns:w15="http://schemas.microsoft.com/office/word/2012/wordml" xmlns:w16cex="http://schemas.microsoft.com/office/word/2018/wordml/cex" xmlns:w16cid="http://schemas.microsoft.com/office/word/2016/wordml/cid" xmlns:w16="http://schemas.microsoft.com/office/word/2018/wordml" xmlns:w16du="http://schemas.microsoft.com/office/word/2023/wordml/word16du" xmlns:w16sdtdh="http://schemas.microsoft.com/office/word/2020/wordml/sdtdatahash" xmlns:w16sdtfl="http://schemas.microsoft.com/office/word/2024/wordml/sdtformatlock" xmlns:w16se="http://schemas.microsoft.com/office/word/2015/wordml/symex" xmlns:wpg="http://schemas.microsoft.com/office/word/2010/wordprocessingGroup" xmlns:wpi="http://schemas.microsoft.com/office/word/2010/wordprocessingInk" xmlns:wne="http://schemas.microsoft.com/office/word/2006/wordml" xmlns:wps="http://schemas.microsoft.com/office/word/2010/wordprocessingShape" mc:Ignorable="w14 w15 w16se w16cid w16 w16cex w16sdtdh w16sdtfl w16du wp14">
   <w:body>
     <w:p>
       <w:pPr>
@@ -544,10 +544,10 @@
         <w:tblLook w:val="04A0" w:firstRow="1" w:lastRow="0" w:firstColumn="1" w:lastColumn="0" w:noHBand="0" w:noVBand="1"/>
       </w:tblPr>
       <w:tblGrid>
-        <w:gridCol w:w="2374"/>
-        <w:gridCol w:w="5073"/>
-        <w:gridCol w:w="2376"/>
-        <w:gridCol w:w="967"/>
+        <w:gridCol w:w="2990"/>
+        <w:gridCol w:w="3010"/>
+        <w:gridCol w:w="2167"/>
+        <w:gridCol w:w="2623"/>
       </w:tblGrid>
       <w:tr>
         <w:tc>
@@ -618,7 +618,7 @@
               <w:jc w:val="center"/>
             </w:pPr>
             <w:r>
-              <w:t>6</w:t>
+              <w:t>{{NUMBER_OF_PAYMENTS}}</w:t>
             </w:r>
           </w:p>
         </w:tc>
@@ -632,7 +632,10 @@
               <w:jc w:val="center"/>
             </w:pPr>
             <w:r>
-              <w:t>Monthly Beginning 09/01/2026</w:t>
+              <w:t xml:space="preserve">Monthly Beginning </w:t>
+            </w:r>
+            <w:r>
+              <w:t>{{FIRST_PAYMENT_DATE}}</w:t>
             </w:r>
           </w:p>
         </w:tc>
@@ -646,7 +649,7 @@
               <w:jc w:val="center"/>
             </w:pPr>
             <w:r>
-              <w:t>6%</w:t>
+              <w:t>{{INTEREST_RATE}}</w:t>
             </w:r>
           </w:p>
         </w:tc>
@@ -660,7 +663,10 @@
               <w:jc w:val="center"/>
             </w:pPr>
             <w:r>
-              <w:t>$1,200</w:t>
+              <w:t>$</w:t>
+            </w:r>
+            <w:r>
+              <w:t>{{MONTLY_PAYMENT}}</w:t>
             </w:r>
           </w:p>
         </w:tc>
@@ -677,7 +683,7 @@
               <w:jc w:val="center"/>
             </w:pPr>
             <w:r>
-              <w:t>5</w:t>
+              <w:t>1</w:t>
             </w:r>
           </w:p>
         </w:tc>
@@ -691,7 +697,10 @@
               <w:jc w:val="center"/>
             </w:pPr>
             <w:r>
-              <w:t>Monthly Beginning 03/01/2027</w:t>
+              <w:t xml:space="preserve">Monthly Beginning </w:t>
+            </w:r>
+            <w:r>
+              <w:t>{{MATURITY_DATE}}</w:t>
             </w:r>
           </w:p>
         </w:tc>
@@ -705,7 +714,7 @@
               <w:jc w:val="center"/>
             </w:pPr>
             <w:r>
-              <w:t>12%</w:t>
+              <w:t>{{INTEREST_RATE}}</w:t>
             </w:r>
           </w:p>
         </w:tc>
@@ -719,7 +728,7 @@
               <w:jc w:val="center"/>
             </w:pPr>
             <w:r>
-              <w:t>$2,400</w:t>
+              <w:t>{{BALLOON_PAYMENT}}</w:t>
             </w:r>
           </w:p>
         </w:tc>
@@ -994,7 +1003,21 @@
         <w:rPr>
           <w:b/>
         </w:rPr>
-        <w:t>NO PREPAID PAYMENTS</w:t>
+        <w:t xml:space="preserve">6 months of </w:t>
+      </w:r>
+      <w:proofErr w:type="spellStart"/>
+      <w:r>
+        <w:rPr>
+          <w:b/>
+        </w:rPr>
+        <w:t>Guranteed</w:t>
+      </w:r>
+      <w:proofErr w:type="spellEnd"/>
+      <w:r>
+        <w:rPr>
+          <w:b/>
+        </w:rPr>
+        <w:t xml:space="preserve"> Payments</w:t>
       </w:r>
     </w:p>
     <w:p>
@@ -1137,291 +1160,397 @@
     </w:p>
     <w:p>
       <w:pPr>
+        <w:pStyle w:val="BodyText"/>
+      </w:pPr>
+    </w:p>
+    <w:p>
+      <w:pPr>
+        <w:pStyle w:val="BodyText"/>
+      </w:pPr>
+    </w:p>
+    <w:tbl>
+      <w:tblPr>
+        <w:tblStyle w:val="TableGrid"/>
+        <w:tblW w:w="0" w:type="auto"/>
+        <w:tblLook w:val="04A0" w:firstRow="1" w:lastRow="0" w:firstColumn="1" w:lastColumn="0" w:noHBand="0" w:noVBand="1"/>
+      </w:tblPr>
+      <w:tblGrid>
+        <w:gridCol w:w="5589"/>
+        <w:gridCol w:w="5211"/>
+      </w:tblGrid>
+      <w:tr>
+        <w:tc>
+          <w:tcPr>
+            <w:tcW w:w="5760" w:type="dxa"/>
+            <w:tcBorders>
+              <w:top w:val="nil"/>
+              <w:left w:val="nil"/>
+              <w:bottom w:val="nil"/>
+              <w:right w:val="nil"/>
+            </w:tcBorders>
+          </w:tcPr>
+          <w:p>
+            <w:pPr>
+              <w:pStyle w:val="Heading3"/>
+              <w:tabs>
+                <w:tab w:val="left" w:pos="3832"/>
+                <w:tab w:val="left" w:pos="4683"/>
+                <w:tab w:val="left" w:pos="7855"/>
+              </w:tabs>
+              <w:rPr>
+                <w:rFonts w:ascii="Times New Roman" w:hAnsi="Times New Roman"/>
+                <w:sz w:val="18"/>
+                <w:szCs w:val="18"/>
+              </w:rPr>
+            </w:pPr>
+            <w:r>
+              <w:rPr>
+                <w:rFonts w:ascii="Times New Roman" w:hAnsi="Times New Roman"/>
+                <w:color w:val="211E1F"/>
+                <w:spacing w:val="-5"/>
+                <w:sz w:val="18"/>
+                <w:szCs w:val="18"/>
+              </w:rPr>
+              <w:t>BY:</w:t>
+            </w:r>
+            <w:r>
+              <w:rPr>
+                <w:rFonts w:ascii="Times New Roman" w:hAnsi="Times New Roman"/>
+                <w:color w:val="211E1F"/>
+                <w:sz w:val="18"/>
+                <w:szCs w:val="18"/>
+                <w:u w:val="single" w:color="201D1E"/>
+              </w:rPr>
+              <w:tab/>
+            </w:r>
+            <w:r>
+              <w:rPr>
+                <w:rFonts w:ascii="Times New Roman" w:hAnsi="Times New Roman"/>
+                <w:color w:val="211E1F"/>
+                <w:sz w:val="18"/>
+                <w:szCs w:val="18"/>
+              </w:rPr>
+              <w:tab/>
+            </w:r>
+          </w:p>
+          <w:p>
+            <w:pPr>
+              <w:pStyle w:val="BodyText"/>
+              <w:tabs>
+                <w:tab w:val="left" w:pos="5118"/>
+              </w:tabs>
+              <w:spacing w:before="12"/>
+              <w:rPr>
+                <w:rFonts w:ascii="Times New Roman" w:hAnsi="Times New Roman" w:cs="Times New Roman"/>
+                <w:color w:val="211E1F"/>
+                <w:sz w:val="18"/>
+                <w:szCs w:val="18"/>
+              </w:rPr>
+            </w:pPr>
+            <w:r>
+              <w:rPr>
+                <w:rFonts w:ascii="Times New Roman" w:hAnsi="Times New Roman" w:cs="Times New Roman"/>
+                <w:color w:val="211E1F"/>
+                <w:sz w:val="18"/>
+                <w:szCs w:val="18"/>
+              </w:rPr>
+              <w:t>{{SIGNATURE_FOOTER}}</w:t>
+            </w:r>
+          </w:p>
+          <w:p>
+            <w:pPr>
+              <w:pStyle w:val="BodyText"/>
+              <w:tabs>
+                <w:tab w:val="left" w:pos="5118"/>
+              </w:tabs>
+              <w:spacing w:before="12"/>
+              <w:rPr>
+                <w:rFonts w:ascii="Times New Roman" w:hAnsi="Times New Roman" w:cs="Times New Roman"/>
+                <w:color w:val="211E1F"/>
+                <w:sz w:val="18"/>
+                <w:szCs w:val="18"/>
+              </w:rPr>
+            </w:pPr>
+            <w:r>
+              <w:rPr>
+                <w:rFonts w:ascii="Times New Roman" w:hAnsi="Times New Roman" w:cs="Times New Roman"/>
+                <w:color w:val="211E1F"/>
+                <w:sz w:val="18"/>
+                <w:szCs w:val="18"/>
+              </w:rPr>
+              <w:t>{{SIGNATURE_TITLE}}</w:t>
+            </w:r>
+          </w:p>
+          <w:p>
+            <w:pPr>
+              <w:pStyle w:val="BodyText"/>
+              <w:tabs>
+                <w:tab w:val="left" w:pos="5118"/>
+              </w:tabs>
+              <w:spacing w:before="12"/>
+              <w:rPr>
+                <w:rFonts w:ascii="Times New Roman" w:hAnsi="Times New Roman" w:cs="Times New Roman"/>
+                <w:noProof/>
+                <w:color w:val="211E1F"/>
+                <w:sz w:val="18"/>
+                <w:szCs w:val="18"/>
+              </w:rPr>
+            </w:pPr>
+            <w:r>
+              <w:rPr>
+                <w:rFonts w:ascii="Times New Roman" w:hAnsi="Times New Roman" w:cs="Times New Roman"/>
+                <w:noProof/>
+                <w:color w:val="211E1F"/>
+                <w:sz w:val="18"/>
+                <w:szCs w:val="18"/>
+              </w:rPr>
+              <w:t>{{VESTING}}</w:t>
+            </w:r>
+          </w:p>
+          <w:p>
+            <w:pPr>
+              <w:pStyle w:val="BodyText"/>
+              <w:tabs>
+                <w:tab w:val="left" w:pos="5118"/>
+              </w:tabs>
+              <w:spacing w:before="12"/>
+              <w:rPr>
+                <w:rFonts w:ascii="Times New Roman" w:hAnsi="Times New Roman" w:cs="Times New Roman"/>
+                <w:noProof/>
+                <w:color w:val="211E1F"/>
+                <w:sz w:val="18"/>
+                <w:szCs w:val="18"/>
+              </w:rPr>
+            </w:pPr>
+          </w:p>
+          <w:p>
+            <w:pPr>
+              <w:pStyle w:val="Heading3"/>
+              <w:tabs>
+                <w:tab w:val="left" w:pos="3832"/>
+                <w:tab w:val="left" w:pos="4683"/>
+                <w:tab w:val="left" w:pos="7855"/>
+              </w:tabs>
+              <w:rPr>
+                <w:rFonts w:ascii="Times New Roman" w:hAnsi="Times New Roman"/>
+                <w:sz w:val="18"/>
+                <w:szCs w:val="18"/>
+              </w:rPr>
+            </w:pPr>
+          </w:p>
+        </w:tc>
+        <w:tc>
+          <w:tcPr>
+            <w:tcW w:w="5347" w:type="dxa"/>
+            <w:tcBorders>
+              <w:top w:val="nil"/>
+              <w:left w:val="nil"/>
+              <w:bottom w:val="nil"/>
+              <w:right w:val="nil"/>
+            </w:tcBorders>
+          </w:tcPr>
+          <w:p>
+            <w:pPr>
+              <w:pStyle w:val="Heading3"/>
+              <w:tabs>
+                <w:tab w:val="left" w:pos="3832"/>
+                <w:tab w:val="left" w:pos="4683"/>
+                <w:tab w:val="left" w:pos="7855"/>
+              </w:tabs>
+              <w:rPr>
+                <w:rFonts w:ascii="Times New Roman" w:hAnsi="Times New Roman"/>
+                <w:sz w:val="18"/>
+                <w:szCs w:val="18"/>
+              </w:rPr>
+            </w:pPr>
+            <w:r>
+              <w:rPr>
+                <w:rFonts w:ascii="Times New Roman" w:hAnsi="Times New Roman"/>
+                <w:color w:val="211E1F"/>
+                <w:spacing w:val="-5"/>
+                <w:sz w:val="18"/>
+                <w:szCs w:val="18"/>
+              </w:rPr>
+              <w:t>BY:</w:t>
+            </w:r>
+            <w:r>
+              <w:rPr>
+                <w:rFonts w:ascii="Times New Roman" w:hAnsi="Times New Roman"/>
+                <w:color w:val="211E1F"/>
+                <w:sz w:val="18"/>
+                <w:szCs w:val="18"/>
+                <w:u w:val="single" w:color="201D1E"/>
+              </w:rPr>
+              <w:tab/>
+            </w:r>
+            <w:r>
+              <w:rPr>
+                <w:rFonts w:ascii="Times New Roman" w:hAnsi="Times New Roman"/>
+                <w:color w:val="211E1F"/>
+                <w:sz w:val="18"/>
+                <w:szCs w:val="18"/>
+              </w:rPr>
+              <w:tab/>
+            </w:r>
+          </w:p>
+          <w:p>
+            <w:pPr>
+              <w:pStyle w:val="BodyText"/>
+              <w:tabs>
+                <w:tab w:val="left" w:pos="5118"/>
+              </w:tabs>
+              <w:spacing w:before="12"/>
+              <w:rPr>
+                <w:rFonts w:ascii="Times New Roman" w:hAnsi="Times New Roman" w:cs="Times New Roman"/>
+                <w:color w:val="211E1F"/>
+                <w:sz w:val="18"/>
+                <w:szCs w:val="18"/>
+              </w:rPr>
+            </w:pPr>
+            <w:r>
+              <w:rPr>
+                <w:rFonts w:ascii="Times New Roman" w:hAnsi="Times New Roman" w:cs="Times New Roman"/>
+                <w:color w:val="211E1F"/>
+                <w:sz w:val="18"/>
+                <w:szCs w:val="18"/>
+              </w:rPr>
+              <w:t>{{SIGNATURE_FOOTER</w:t>
+            </w:r>
+            <w:r>
+              <w:rPr>
+                <w:rFonts w:ascii="Times New Roman" w:hAnsi="Times New Roman" w:cs="Times New Roman"/>
+                <w:color w:val="211E1F"/>
+                <w:sz w:val="18"/>
+                <w:szCs w:val="18"/>
+              </w:rPr>
+              <w:t>_2</w:t>
+            </w:r>
+            <w:r>
+              <w:rPr>
+                <w:rFonts w:ascii="Times New Roman" w:hAnsi="Times New Roman" w:cs="Times New Roman"/>
+                <w:color w:val="211E1F"/>
+                <w:sz w:val="18"/>
+                <w:szCs w:val="18"/>
+              </w:rPr>
+              <w:t>}}</w:t>
+            </w:r>
+          </w:p>
+          <w:p>
+            <w:pPr>
+              <w:pStyle w:val="BodyText"/>
+              <w:tabs>
+                <w:tab w:val="left" w:pos="5118"/>
+              </w:tabs>
+              <w:spacing w:before="12"/>
+              <w:rPr>
+                <w:rFonts w:ascii="Times New Roman" w:hAnsi="Times New Roman" w:cs="Times New Roman"/>
+                <w:color w:val="211E1F"/>
+                <w:sz w:val="18"/>
+                <w:szCs w:val="18"/>
+              </w:rPr>
+            </w:pPr>
+            <w:r>
+              <w:rPr>
+                <w:rFonts w:ascii="Times New Roman" w:hAnsi="Times New Roman" w:cs="Times New Roman"/>
+                <w:color w:val="211E1F"/>
+                <w:sz w:val="18"/>
+                <w:szCs w:val="18"/>
+              </w:rPr>
+              <w:t>{{SIGNATURE_TITLE</w:t>
+            </w:r>
+            <w:r>
+              <w:rPr>
+                <w:rFonts w:ascii="Times New Roman" w:hAnsi="Times New Roman" w:cs="Times New Roman"/>
+                <w:color w:val="211E1F"/>
+                <w:sz w:val="18"/>
+                <w:szCs w:val="18"/>
+              </w:rPr>
+              <w:t>_2</w:t>
+            </w:r>
+            <w:r>
+              <w:rPr>
+                <w:rFonts w:ascii="Times New Roman" w:hAnsi="Times New Roman" w:cs="Times New Roman"/>
+                <w:color w:val="211E1F"/>
+                <w:sz w:val="18"/>
+                <w:szCs w:val="18"/>
+              </w:rPr>
+              <w:t>}}</w:t>
+            </w:r>
+          </w:p>
+          <w:p>
+            <w:pPr>
+              <w:pStyle w:val="BodyText"/>
+              <w:tabs>
+                <w:tab w:val="left" w:pos="5118"/>
+              </w:tabs>
+              <w:spacing w:before="12"/>
+              <w:rPr>
+                <w:rFonts w:ascii="Times New Roman" w:hAnsi="Times New Roman" w:cs="Times New Roman"/>
+                <w:noProof/>
+                <w:color w:val="211E1F"/>
+                <w:sz w:val="18"/>
+                <w:szCs w:val="18"/>
+              </w:rPr>
+            </w:pPr>
+            <w:r>
+              <w:rPr>
+                <w:rFonts w:ascii="Times New Roman" w:hAnsi="Times New Roman" w:cs="Times New Roman"/>
+                <w:noProof/>
+                <w:color w:val="211E1F"/>
+                <w:sz w:val="18"/>
+                <w:szCs w:val="18"/>
+              </w:rPr>
+              <w:t>{{VESTING}}</w:t>
+            </w:r>
+          </w:p>
+          <w:p>
+            <w:pPr>
+              <w:pStyle w:val="BodyText"/>
+              <w:tabs>
+                <w:tab w:val="left" w:pos="5118"/>
+              </w:tabs>
+              <w:spacing w:before="12"/>
+              <w:rPr>
+                <w:rFonts w:ascii="Times New Roman" w:hAnsi="Times New Roman" w:cs="Times New Roman"/>
+                <w:color w:val="211E1F"/>
+                <w:sz w:val="18"/>
+                <w:szCs w:val="18"/>
+              </w:rPr>
+            </w:pPr>
+          </w:p>
+          <w:p>
+            <w:pPr>
+              <w:rPr>
+                <w:rFonts w:ascii="Times New Roman" w:hAnsi="Times New Roman"/>
+                <w:noProof/>
+                <w:color w:val="211E1F"/>
+                <w:sz w:val="18"/>
+                <w:szCs w:val="18"/>
+              </w:rPr>
+            </w:pPr>
+          </w:p>
+          <w:p>
+            <w:pPr>
+              <w:pStyle w:val="Heading3"/>
+              <w:tabs>
+                <w:tab w:val="left" w:pos="3832"/>
+                <w:tab w:val="left" w:pos="4683"/>
+                <w:tab w:val="left" w:pos="7855"/>
+              </w:tabs>
+              <w:rPr>
+                <w:rFonts w:ascii="Times New Roman" w:hAnsi="Times New Roman"/>
+                <w:sz w:val="18"/>
+                <w:szCs w:val="18"/>
+              </w:rPr>
+            </w:pPr>
+          </w:p>
+        </w:tc>
+      </w:tr>
+    </w:tbl>
+    <w:p>
+      <w:pPr>
         <w:ind w:left="360" w:right="360"/>
       </w:pPr>
-      <w:r>
-        <w:t xml:space="preserve">NO PREPAID PAYMENTS. </w:t>
-      </w:r>
-      <w:r>
-        <w:t xml:space="preserve">FIRST PAYMENT DUE TO LOAN SERVICER SHALL BE </w:t>
-      </w:r>
-      <w:r>
-        <w:rPr>
-          <w:b/>
-          <w:bCs/>
-        </w:rPr>
-        <w:t>0</w:t>
-      </w:r>
-      <w:r>
-        <w:rPr>
-          <w:b/>
-          <w:bCs/>
-        </w:rPr>
-        <w:t>9</w:t>
-      </w:r>
-      <w:r>
-        <w:rPr>
-          <w:b/>
-          <w:bCs/>
-        </w:rPr>
-        <w:t>/01/2026</w:t>
-      </w:r>
-    </w:p>
-    <w:p>
-      <w:pPr>
-        <w:ind w:left="360" w:right="360"/>
-        <w:rPr>
-          <w:b/>
-          <w:bCs/>
-        </w:rPr>
-      </w:pPr>
-      <w:r>
-        <w:rPr>
-          <w:b/>
-          <w:bCs/>
-        </w:rPr>
-        <w:t>FIRST 6 MONTHS’ NEG AM PAYMENTS WILL BE ADDED TO PAYOFF. THE AMOUNT IS $7200</w:t>
-      </w:r>
-    </w:p>
-    <w:p>
-      <w:pPr>
-        <w:ind w:left="360" w:right="360"/>
-      </w:pPr>
-    </w:p>
-    <w:p>
-      <w:pPr>
-        <w:pStyle w:val="Heading3"/>
-        <w:tabs>
-          <w:tab w:val="left" w:pos="3832"/>
-          <w:tab w:val="left" w:pos="4683"/>
-          <w:tab w:val="left" w:pos="7855"/>
-        </w:tabs>
-        <w:rPr>
-          <w:rFonts w:ascii="Times New Roman" w:hAnsi="Times New Roman"/>
-          <w:sz w:val="18"/>
-          <w:szCs w:val="18"/>
-        </w:rPr>
-      </w:pPr>
-      <w:r>
-        <w:rPr>
-          <w:rFonts w:ascii="Times New Roman" w:hAnsi="Times New Roman"/>
-          <w:color w:val="211E1F"/>
-          <w:spacing w:val="-5"/>
-          <w:sz w:val="18"/>
-          <w:szCs w:val="18"/>
-        </w:rPr>
-        <w:t>BY:</w:t>
-      </w:r>
-      <w:r>
-        <w:rPr>
-          <w:rFonts w:ascii="Times New Roman" w:hAnsi="Times New Roman"/>
-          <w:color w:val="211E1F"/>
-          <w:sz w:val="18"/>
-          <w:szCs w:val="18"/>
-          <w:u w:val="single" w:color="201D1E"/>
-        </w:rPr>
-        <w:tab/>
-      </w:r>
-      <w:r>
-        <w:rPr>
-          <w:rFonts w:ascii="Times New Roman" w:hAnsi="Times New Roman"/>
-          <w:color w:val="211E1F"/>
-          <w:sz w:val="18"/>
-          <w:szCs w:val="18"/>
-        </w:rPr>
-        <w:tab/>
-      </w:r>
-    </w:p>
-    <w:p>
-      <w:pPr>
-        <w:pStyle w:val="BodyText"/>
-        <w:tabs>
-          <w:tab w:val="left" w:pos="5118"/>
-        </w:tabs>
-        <w:spacing w:before="12"/>
-        <w:rPr>
-          <w:rFonts w:ascii="Times New Roman" w:hAnsi="Times New Roman" w:cs="Times New Roman"/>
-          <w:color w:val="211E1F"/>
-          <w:sz w:val="18"/>
-          <w:szCs w:val="18"/>
-        </w:rPr>
-      </w:pPr>
-      <w:r>
-        <w:rPr>
-          <w:rFonts w:ascii="Times New Roman" w:hAnsi="Times New Roman" w:cs="Times New Roman"/>
-          <w:color w:val="211E1F"/>
-          <w:sz w:val="18"/>
-          <w:szCs w:val="18"/>
-        </w:rPr>
-        <w:t>{{SIGNATURE_FOOTER}}</w:t>
-      </w:r>
-    </w:p>
-    <w:p>
-      <w:pPr>
-        <w:pStyle w:val="BodyText"/>
-        <w:tabs>
-          <w:tab w:val="left" w:pos="5118"/>
-        </w:tabs>
-        <w:spacing w:before="12"/>
-        <w:rPr>
-          <w:rFonts w:ascii="Times New Roman" w:hAnsi="Times New Roman" w:cs="Times New Roman"/>
-          <w:noProof/>
-          <w:color w:val="211E1F"/>
-          <w:sz w:val="18"/>
-          <w:szCs w:val="18"/>
-        </w:rPr>
-      </w:pPr>
-      <w:r>
-        <w:rPr>
-          <w:rFonts w:ascii="Times New Roman" w:hAnsi="Times New Roman" w:cs="Times New Roman"/>
-          <w:color w:val="211E1F"/>
-          <w:sz w:val="18"/>
-          <w:szCs w:val="18"/>
-        </w:rPr>
-        <w:t>{{SIGNATURE_TITLE}}</w:t>
-      </w:r>
-    </w:p>
-    <w:p>
-      <w:pPr>
-        <w:pStyle w:val="BodyText"/>
-        <w:rPr>
-          <w:rFonts w:ascii="Times New Roman" w:hAnsi="Times New Roman" w:cs="Times New Roman"/>
-        </w:rPr>
-      </w:pPr>
-    </w:p>
-    <w:p>
-      <w:r>
-        <w:t> </w:t>
-      </w:r>
-    </w:p>
-    <w:p>
-      <w:pPr>
-        <w:pStyle w:val="Heading3"/>
-        <w:tabs>
-          <w:tab w:val="left" w:pos="3832"/>
-          <w:tab w:val="left" w:pos="4683"/>
-          <w:tab w:val="left" w:pos="7855"/>
-        </w:tabs>
-        <w:rPr>
-          <w:rFonts w:ascii="Times New Roman" w:hAnsi="Times New Roman"/>
-          <w:sz w:val="18"/>
-          <w:szCs w:val="18"/>
-        </w:rPr>
-      </w:pPr>
-      <w:r>
-        <w:rPr>
-          <w:rFonts w:ascii="Times New Roman" w:hAnsi="Times New Roman"/>
-          <w:color w:val="211E1F"/>
-          <w:spacing w:val="-5"/>
-          <w:sz w:val="18"/>
-          <w:szCs w:val="18"/>
-        </w:rPr>
-        <w:t>BY:</w:t>
-      </w:r>
-      <w:r>
-        <w:rPr>
-          <w:rFonts w:ascii="Times New Roman" w:hAnsi="Times New Roman"/>
-          <w:color w:val="211E1F"/>
-          <w:sz w:val="18"/>
-          <w:szCs w:val="18"/>
-          <w:u w:val="single" w:color="201D1E"/>
-        </w:rPr>
-        <w:tab/>
-      </w:r>
-      <w:r>
-        <w:rPr>
-          <w:rFonts w:ascii="Times New Roman" w:hAnsi="Times New Roman"/>
-          <w:color w:val="211E1F"/>
-          <w:sz w:val="18"/>
-          <w:szCs w:val="18"/>
-        </w:rPr>
-        <w:tab/>
-      </w:r>
-    </w:p>
-    <w:p>
-      <w:pPr>
-        <w:pStyle w:val="BodyText"/>
-        <w:tabs>
-          <w:tab w:val="left" w:pos="5118"/>
-        </w:tabs>
-        <w:spacing w:before="12"/>
-        <w:rPr>
-          <w:rFonts w:ascii="Times New Roman" w:hAnsi="Times New Roman" w:cs="Times New Roman"/>
-          <w:color w:val="211E1F"/>
-          <w:sz w:val="18"/>
-          <w:szCs w:val="18"/>
-        </w:rPr>
-      </w:pPr>
-      <w:r>
-        <w:rPr>
-          <w:rFonts w:ascii="Times New Roman" w:hAnsi="Times New Roman" w:cs="Times New Roman"/>
-          <w:color w:val="211E1F"/>
-          <w:sz w:val="18"/>
-          <w:szCs w:val="18"/>
-        </w:rPr>
-        <w:t>{{SIGNATURE_FOOTER</w:t>
-      </w:r>
-      <w:r>
-        <w:rPr>
-          <w:rFonts w:ascii="Times New Roman" w:hAnsi="Times New Roman" w:cs="Times New Roman"/>
-          <w:color w:val="211E1F"/>
-          <w:sz w:val="18"/>
-          <w:szCs w:val="18"/>
-        </w:rPr>
-        <w:t>_2</w:t>
-      </w:r>
-      <w:r>
-        <w:rPr>
-          <w:rFonts w:ascii="Times New Roman" w:hAnsi="Times New Roman" w:cs="Times New Roman"/>
-          <w:color w:val="211E1F"/>
-          <w:sz w:val="18"/>
-          <w:szCs w:val="18"/>
-        </w:rPr>
-        <w:t>}}</w:t>
-      </w:r>
-    </w:p>
-    <w:p>
-      <w:pPr>
-        <w:pStyle w:val="BodyText"/>
-        <w:tabs>
-          <w:tab w:val="left" w:pos="5118"/>
-        </w:tabs>
-        <w:spacing w:before="12"/>
-        <w:rPr>
-          <w:rFonts w:ascii="Times New Roman" w:hAnsi="Times New Roman" w:cs="Times New Roman"/>
-          <w:noProof/>
-          <w:color w:val="211E1F"/>
-          <w:sz w:val="18"/>
-          <w:szCs w:val="18"/>
-        </w:rPr>
-      </w:pPr>
-      <w:r>
-        <w:rPr>
-          <w:rFonts w:ascii="Times New Roman" w:hAnsi="Times New Roman" w:cs="Times New Roman"/>
-          <w:color w:val="211E1F"/>
-          <w:sz w:val="18"/>
-          <w:szCs w:val="18"/>
-        </w:rPr>
-        <w:t>{{SIGNATURE_TITLE</w:t>
-      </w:r>
-      <w:r>
-        <w:rPr>
-          <w:rFonts w:ascii="Times New Roman" w:hAnsi="Times New Roman" w:cs="Times New Roman"/>
-          <w:color w:val="211E1F"/>
-          <w:sz w:val="18"/>
-          <w:szCs w:val="18"/>
-        </w:rPr>
-        <w:t>_2</w:t>
-      </w:r>
-      <w:r>
-        <w:rPr>
-          <w:rFonts w:ascii="Times New Roman" w:hAnsi="Times New Roman" w:cs="Times New Roman"/>
-          <w:color w:val="211E1F"/>
-          <w:sz w:val="18"/>
-          <w:szCs w:val="18"/>
-        </w:rPr>
-        <w:t>}}</w:t>
-      </w:r>
     </w:p>
     <w:p>
       <w:pPr>
@@ -1588,7 +1717,7 @@
 </file>
 
 <file path=word/endnotes.xml><?xml version="1.0" encoding="utf-8"?>
-<w:endnotes xmlns:wpc="http://schemas.microsoft.com/office/word/2010/wordprocessingCanvas" xmlns:cx="http://schemas.microsoft.com/office/drawing/2014/chartex" xmlns:cx1="http://schemas.microsoft.com/office/drawing/2015/9/8/chartex" xmlns:cx2="http://schemas.microsoft.com/office/drawing/2015/10/21/chartex" xmlns:cx3="http://schemas.microsoft.com/office/drawing/2016/5/9/chartex" xmlns:cx4="http://schemas.microsoft.com/office/drawing/2016/5/10/chartex" xmlns:cx5="http://schemas.microsoft.com/office/drawing/2016/5/11/chartex" xmlns:cx6="http://schemas.microsoft.com/office/drawing/2016/5/12/chartex" xmlns:cx7="http://schemas.microsoft.com/office/drawing/2016/5/13/chartex" xmlns:cx8="http://schemas.microsoft.com/office/drawing/2016/5/14/chartex" xmlns:mc="http://schemas.openxmlformats.org/markup-compatibility/2006" xmlns:aink="http://schemas.microsoft.com/office/drawing/2016/ink" xmlns:am3d="http://schemas.microsoft.com/office/drawing/2017/model3d" xmlns:o="urn:schemas-microsoft-com:office:office" xmlns:oel="http://schemas.microsoft.com/office/2019/extlst" xmlns:r="http://schemas.openxmlformats.org/officeDocument/2006/relationships" xmlns:m="http://schemas.openxmlformats.org/officeDocument/2006/math" xmlns:v="urn:schemas-microsoft-com:vml" xmlns:wp14="http://schemas.microsoft.com/office/word/2010/wordprocessingDrawing" xmlns:wp="http://schemas.openxmlformats.org/drawingml/2006/wordprocessingDrawing" xmlns:w10="urn:schemas-microsoft-com:office:word" xmlns:w="http://schemas.openxmlformats.org/wordprocessingml/2006/main" xmlns:w14="http://schemas.microsoft.com/office/word/2010/wordml" xmlns:w15="http://schemas.microsoft.com/office/word/2012/wordml" xmlns:w16cei="http://schemas.microsoft.com/office/word/2026/wordml/cei" xmlns:w16cex="http://schemas.microsoft.com/office/word/2018/wordml/cex" xmlns:w16cid="http://schemas.microsoft.com/office/word/2016/wordml/cid" xmlns:w16="http://schemas.microsoft.com/office/word/2018/wordml" xmlns:w16du="http://schemas.microsoft.com/office/word/2023/wordml/word16du" xmlns:w16sdtdh="http://schemas.microsoft.com/office/word/2020/wordml/sdtdatahash" xmlns:w16sdtfl="http://schemas.microsoft.com/office/word/2024/wordml/sdtformatlock" xmlns:w16se="http://schemas.microsoft.com/office/word/2015/wordml/symex" xmlns:wpg="http://schemas.microsoft.com/office/word/2010/wordprocessingGroup" xmlns:wpi="http://schemas.microsoft.com/office/word/2010/wordprocessingInk" xmlns:wne="http://schemas.microsoft.com/office/word/2006/wordml" xmlns:wps="http://schemas.microsoft.com/office/word/2010/wordprocessingShape" mc:Ignorable="w14 w15 w16se w16cid w16 w16cex w16sdtdh w16sdtfl w16du wp14">
+<w:endnotes xmlns:wpc="http://schemas.microsoft.com/office/word/2010/wordprocessingCanvas" xmlns:cx="http://schemas.microsoft.com/office/drawing/2014/chartex" xmlns:cx1="http://schemas.microsoft.com/office/drawing/2015/9/8/chartex" xmlns:cx2="http://schemas.microsoft.com/office/drawing/2015/10/21/chartex" xmlns:cx3="http://schemas.microsoft.com/office/drawing/2016/5/9/chartex" xmlns:cx4="http://schemas.microsoft.com/office/drawing/2016/5/10/chartex" xmlns:cx5="http://schemas.microsoft.com/office/drawing/2016/5/11/chartex" xmlns:cx6="http://schemas.microsoft.com/office/drawing/2016/5/12/chartex" xmlns:cx7="http://schemas.microsoft.com/office/drawing/2016/5/13/chartex" xmlns:cx8="http://schemas.microsoft.com/office/drawing/2016/5/14/chartex" xmlns:mc="http://schemas.openxmlformats.org/markup-compatibility/2006" xmlns:aink="http://schemas.microsoft.com/office/drawing/2016/ink" xmlns:am3d="http://schemas.microsoft.com/office/drawing/2017/model3d" xmlns:o="urn:schemas-microsoft-com:office:office" xmlns:oel="http://schemas.microsoft.com/office/2019/extlst" xmlns:r="http://schemas.openxmlformats.org/officeDocument/2006/relationships" xmlns:m="http://schemas.openxmlformats.org/officeDocument/2006/math" xmlns:v="urn:schemas-microsoft-com:vml" xmlns:wp14="http://schemas.microsoft.com/office/word/2010/wordprocessingDrawing" xmlns:wp="http://schemas.openxmlformats.org/drawingml/2006/wordprocessingDrawing" xmlns:w10="urn:schemas-microsoft-com:office:word" xmlns:w="http://schemas.openxmlformats.org/wordprocessingml/2006/main" xmlns:w14="http://schemas.microsoft.com/office/word/2010/wordml" xmlns:w15="http://schemas.microsoft.com/office/word/2012/wordml" xmlns:w16cex="http://schemas.microsoft.com/office/word/2018/wordml/cex" xmlns:w16cid="http://schemas.microsoft.com/office/word/2016/wordml/cid" xmlns:w16="http://schemas.microsoft.com/office/word/2018/wordml" xmlns:w16du="http://schemas.microsoft.com/office/word/2023/wordml/word16du" xmlns:w16sdtdh="http://schemas.microsoft.com/office/word/2020/wordml/sdtdatahash" xmlns:w16sdtfl="http://schemas.microsoft.com/office/word/2024/wordml/sdtformatlock" xmlns:w16se="http://schemas.microsoft.com/office/word/2015/wordml/symex" xmlns:wpg="http://schemas.microsoft.com/office/word/2010/wordprocessingGroup" xmlns:wpi="http://schemas.microsoft.com/office/word/2010/wordprocessingInk" xmlns:wne="http://schemas.microsoft.com/office/word/2006/wordml" xmlns:wps="http://schemas.microsoft.com/office/word/2010/wordprocessingShape" mc:Ignorable="w14 w15 w16se w16cid w16 w16cex w16sdtdh w16sdtfl w16du wp14">
   <w:endnote w:type="separator" w:id="-1">
     <w:p>
       <w:r>
@@ -1607,7 +1736,7 @@
 </file>
 
 <file path=word/footer1.xml><?xml version="1.0" encoding="utf-8"?>
-<w:ftr xmlns:wpc="http://schemas.microsoft.com/office/word/2010/wordprocessingCanvas" xmlns:cx="http://schemas.microsoft.com/office/drawing/2014/chartex" xmlns:cx1="http://schemas.microsoft.com/office/drawing/2015/9/8/chartex" xmlns:cx2="http://schemas.microsoft.com/office/drawing/2015/10/21/chartex" xmlns:cx3="http://schemas.microsoft.com/office/drawing/2016/5/9/chartex" xmlns:cx4="http://schemas.microsoft.com/office/drawing/2016/5/10/chartex" xmlns:cx5="http://schemas.microsoft.com/office/drawing/2016/5/11/chartex" xmlns:cx6="http://schemas.microsoft.com/office/drawing/2016/5/12/chartex" xmlns:cx7="http://schemas.microsoft.com/office/drawing/2016/5/13/chartex" xmlns:cx8="http://schemas.microsoft.com/office/drawing/2016/5/14/chartex" xmlns:mc="http://schemas.openxmlformats.org/markup-compatibility/2006" xmlns:aink="http://schemas.microsoft.com/office/drawing/2016/ink" xmlns:am3d="http://schemas.microsoft.com/office/drawing/2017/model3d" xmlns:o="urn:schemas-microsoft-com:office:office" xmlns:oel="http://schemas.microsoft.com/office/2019/extlst" xmlns:r="http://schemas.openxmlformats.org/officeDocument/2006/relationships" xmlns:m="http://schemas.openxmlformats.org/officeDocument/2006/math" xmlns:v="urn:schemas-microsoft-com:vml" xmlns:wp14="http://schemas.microsoft.com/office/word/2010/wordprocessingDrawing" xmlns:wp="http://schemas.openxmlformats.org/drawingml/2006/wordprocessingDrawing" xmlns:w10="urn:schemas-microsoft-com:office:word" xmlns:w="http://schemas.openxmlformats.org/wordprocessingml/2006/main" xmlns:w14="http://schemas.microsoft.com/office/word/2010/wordml" xmlns:w15="http://schemas.microsoft.com/office/word/2012/wordml" xmlns:w16cei="http://schemas.microsoft.com/office/word/2026/wordml/cei" xmlns:w16cex="http://schemas.microsoft.com/office/word/2018/wordml/cex" xmlns:w16cid="http://schemas.microsoft.com/office/word/2016/wordml/cid" xmlns:w16="http://schemas.microsoft.com/office/word/2018/wordml" xmlns:w16du="http://schemas.microsoft.com/office/word/2023/wordml/word16du" xmlns:w16sdtdh="http://schemas.microsoft.com/office/word/2020/wordml/sdtdatahash" xmlns:w16sdtfl="http://schemas.microsoft.com/office/word/2024/wordml/sdtformatlock" xmlns:w16se="http://schemas.microsoft.com/office/word/2015/wordml/symex" xmlns:wpg="http://schemas.microsoft.com/office/word/2010/wordprocessingGroup" xmlns:wpi="http://schemas.microsoft.com/office/word/2010/wordprocessingInk" xmlns:wne="http://schemas.microsoft.com/office/word/2006/wordml" xmlns:wps="http://schemas.microsoft.com/office/word/2010/wordprocessingShape" mc:Ignorable="w14 w15 w16se w16cid w16 w16cex w16sdtdh w16sdtfl w16du wp14">
+<w:ftr xmlns:wpc="http://schemas.microsoft.com/office/word/2010/wordprocessingCanvas" xmlns:cx="http://schemas.microsoft.com/office/drawing/2014/chartex" xmlns:cx1="http://schemas.microsoft.com/office/drawing/2015/9/8/chartex" xmlns:cx2="http://schemas.microsoft.com/office/drawing/2015/10/21/chartex" xmlns:cx3="http://schemas.microsoft.com/office/drawing/2016/5/9/chartex" xmlns:cx4="http://schemas.microsoft.com/office/drawing/2016/5/10/chartex" xmlns:cx5="http://schemas.microsoft.com/office/drawing/2016/5/11/chartex" xmlns:cx6="http://schemas.microsoft.com/office/drawing/2016/5/12/chartex" xmlns:cx7="http://schemas.microsoft.com/office/drawing/2016/5/13/chartex" xmlns:cx8="http://schemas.microsoft.com/office/drawing/2016/5/14/chartex" xmlns:mc="http://schemas.openxmlformats.org/markup-compatibility/2006" xmlns:aink="http://schemas.microsoft.com/office/drawing/2016/ink" xmlns:am3d="http://schemas.microsoft.com/office/drawing/2017/model3d" xmlns:o="urn:schemas-microsoft-com:office:office" xmlns:oel="http://schemas.microsoft.com/office/2019/extlst" xmlns:r="http://schemas.openxmlformats.org/officeDocument/2006/relationships" xmlns:m="http://schemas.openxmlformats.org/officeDocument/2006/math" xmlns:v="urn:schemas-microsoft-com:vml" xmlns:wp14="http://schemas.microsoft.com/office/word/2010/wordprocessingDrawing" xmlns:wp="http://schemas.openxmlformats.org/drawingml/2006/wordprocessingDrawing" xmlns:w10="urn:schemas-microsoft-com:office:word" xmlns:w="http://schemas.openxmlformats.org/wordprocessingml/2006/main" xmlns:w14="http://schemas.microsoft.com/office/word/2010/wordml" xmlns:w15="http://schemas.microsoft.com/office/word/2012/wordml" xmlns:w16cex="http://schemas.microsoft.com/office/word/2018/wordml/cex" xmlns:w16cid="http://schemas.microsoft.com/office/word/2016/wordml/cid" xmlns:w16="http://schemas.microsoft.com/office/word/2018/wordml" xmlns:w16du="http://schemas.microsoft.com/office/word/2023/wordml/word16du" xmlns:w16sdtdh="http://schemas.microsoft.com/office/word/2020/wordml/sdtdatahash" xmlns:w16sdtfl="http://schemas.microsoft.com/office/word/2024/wordml/sdtformatlock" xmlns:w16se="http://schemas.microsoft.com/office/word/2015/wordml/symex" xmlns:wpg="http://schemas.microsoft.com/office/word/2010/wordprocessingGroup" xmlns:wpi="http://schemas.microsoft.com/office/word/2010/wordprocessingInk" xmlns:wne="http://schemas.microsoft.com/office/word/2006/wordml" xmlns:wps="http://schemas.microsoft.com/office/word/2010/wordprocessingShape" mc:Ignorable="w14 w15 w16se w16cid w16 w16cex w16sdtdh w16sdtfl w16du wp14">
   <w:p>
     <w:pPr>
       <w:pStyle w:val="Footer"/>
@@ -1766,7 +1895,7 @@
 </file>
 
 <file path=word/footnotes.xml><?xml version="1.0" encoding="utf-8"?>
-<w:footnotes xmlns:wpc="http://schemas.microsoft.com/office/word/2010/wordprocessingCanvas" xmlns:cx="http://schemas.microsoft.com/office/drawing/2014/chartex" xmlns:cx1="http://schemas.microsoft.com/office/drawing/2015/9/8/chartex" xmlns:cx2="http://schemas.microsoft.com/office/drawing/2015/10/21/chartex" xmlns:cx3="http://schemas.microsoft.com/office/drawing/2016/5/9/chartex" xmlns:cx4="http://schemas.microsoft.com/office/drawing/2016/5/10/chartex" xmlns:cx5="http://schemas.microsoft.com/office/drawing/2016/5/11/chartex" xmlns:cx6="http://schemas.microsoft.com/office/drawing/2016/5/12/chartex" xmlns:cx7="http://schemas.microsoft.com/office/drawing/2016/5/13/chartex" xmlns:cx8="http://schemas.microsoft.com/office/drawing/2016/5/14/chartex" xmlns:mc="http://schemas.openxmlformats.org/markup-compatibility/2006" xmlns:aink="http://schemas.microsoft.com/office/drawing/2016/ink" xmlns:am3d="http://schemas.microsoft.com/office/drawing/2017/model3d" xmlns:o="urn:schemas-microsoft-com:office:office" xmlns:oel="http://schemas.microsoft.com/office/2019/extlst" xmlns:r="http://schemas.openxmlformats.org/officeDocument/2006/relationships" xmlns:m="http://schemas.openxmlformats.org/officeDocument/2006/math" xmlns:v="urn:schemas-microsoft-com:vml" xmlns:wp14="http://schemas.microsoft.com/office/word/2010/wordprocessingDrawing" xmlns:wp="http://schemas.openxmlformats.org/drawingml/2006/wordprocessingDrawing" xmlns:w10="urn:schemas-microsoft-com:office:word" xmlns:w="http://schemas.openxmlformats.org/wordprocessingml/2006/main" xmlns:w14="http://schemas.microsoft.com/office/word/2010/wordml" xmlns:w15="http://schemas.microsoft.com/office/word/2012/wordml" xmlns:w16cei="http://schemas.microsoft.com/office/word/2026/wordml/cei" xmlns:w16cex="http://schemas.microsoft.com/office/word/2018/wordml/cex" xmlns:w16cid="http://schemas.microsoft.com/office/word/2016/wordml/cid" xmlns:w16="http://schemas.microsoft.com/office/word/2018/wordml" xmlns:w16du="http://schemas.microsoft.com/office/word/2023/wordml/word16du" xmlns:w16sdtdh="http://schemas.microsoft.com/office/word/2020/wordml/sdtdatahash" xmlns:w16sdtfl="http://schemas.microsoft.com/office/word/2024/wordml/sdtformatlock" xmlns:w16se="http://schemas.microsoft.com/office/word/2015/wordml/symex" xmlns:wpg="http://schemas.microsoft.com/office/word/2010/wordprocessingGroup" xmlns:wpi="http://schemas.microsoft.com/office/word/2010/wordprocessingInk" xmlns:wne="http://schemas.microsoft.com/office/word/2006/wordml" xmlns:wps="http://schemas.microsoft.com/office/word/2010/wordprocessingShape" mc:Ignorable="w14 w15 w16se w16cid w16 w16cex w16sdtdh w16sdtfl w16du wp14">
+<w:footnotes xmlns:wpc="http://schemas.microsoft.com/office/word/2010/wordprocessingCanvas" xmlns:cx="http://schemas.microsoft.com/office/drawing/2014/chartex" xmlns:cx1="http://schemas.microsoft.com/office/drawing/2015/9/8/chartex" xmlns:cx2="http://schemas.microsoft.com/office/drawing/2015/10/21/chartex" xmlns:cx3="http://schemas.microsoft.com/office/drawing/2016/5/9/chartex" xmlns:cx4="http://schemas.microsoft.com/office/drawing/2016/5/10/chartex" xmlns:cx5="http://schemas.microsoft.com/office/drawing/2016/5/11/chartex" xmlns:cx6="http://schemas.microsoft.com/office/drawing/2016/5/12/chartex" xmlns:cx7="http://schemas.microsoft.com/office/drawing/2016/5/13/chartex" xmlns:cx8="http://schemas.microsoft.com/office/drawing/2016/5/14/chartex" xmlns:mc="http://schemas.openxmlformats.org/markup-compatibility/2006" xmlns:aink="http://schemas.microsoft.com/office/drawing/2016/ink" xmlns:am3d="http://schemas.microsoft.com/office/drawing/2017/model3d" xmlns:o="urn:schemas-microsoft-com:office:office" xmlns:oel="http://schemas.microsoft.com/office/2019/extlst" xmlns:r="http://schemas.openxmlformats.org/officeDocument/2006/relationships" xmlns:m="http://schemas.openxmlformats.org/officeDocument/2006/math" xmlns:v="urn:schemas-microsoft-com:vml" xmlns:wp14="http://schemas.microsoft.com/office/word/2010/wordprocessingDrawing" xmlns:wp="http://schemas.openxmlformats.org/drawingml/2006/wordprocessingDrawing" xmlns:w10="urn:schemas-microsoft-com:office:word" xmlns:w="http://schemas.openxmlformats.org/wordprocessingml/2006/main" xmlns:w14="http://schemas.microsoft.com/office/word/2010/wordml" xmlns:w15="http://schemas.microsoft.com/office/word/2012/wordml" xmlns:w16cex="http://schemas.microsoft.com/office/word/2018/wordml/cex" xmlns:w16cid="http://schemas.microsoft.com/office/word/2016/wordml/cid" xmlns:w16="http://schemas.microsoft.com/office/word/2018/wordml" xmlns:w16du="http://schemas.microsoft.com/office/word/2023/wordml/word16du" xmlns:w16sdtdh="http://schemas.microsoft.com/office/word/2020/wordml/sdtdatahash" xmlns:w16sdtfl="http://schemas.microsoft.com/office/word/2024/wordml/sdtformatlock" xmlns:w16se="http://schemas.microsoft.com/office/word/2015/wordml/symex" xmlns:wpg="http://schemas.microsoft.com/office/word/2010/wordprocessingGroup" xmlns:wpi="http://schemas.microsoft.com/office/word/2010/wordprocessingInk" xmlns:wne="http://schemas.microsoft.com/office/word/2006/wordml" xmlns:wps="http://schemas.microsoft.com/office/word/2010/wordprocessingShape" mc:Ignorable="w14 w15 w16se w16cid w16 w16cex w16sdtdh w16sdtfl w16du wp14">
   <w:footnote w:type="separator" w:id="-1">
     <w:p>
       <w:r>
@@ -1785,7 +1914,7 @@
 </file>
 
 <file path=word/numbering.xml><?xml version="1.0" encoding="utf-8"?>
-<w:numbering xmlns:wpc="http://schemas.microsoft.com/office/word/2010/wordprocessingCanvas" xmlns:cx="http://schemas.microsoft.com/office/drawing/2014/chartex" xmlns:cx1="http://schemas.microsoft.com/office/drawing/2015/9/8/chartex" xmlns:cx2="http://schemas.microsoft.com/office/drawing/2015/10/21/chartex" xmlns:cx3="http://schemas.microsoft.com/office/drawing/2016/5/9/chartex" xmlns:cx4="http://schemas.microsoft.com/office/drawing/2016/5/10/chartex" xmlns:cx5="http://schemas.microsoft.com/office/drawing/2016/5/11/chartex" xmlns:cx6="http://schemas.microsoft.com/office/drawing/2016/5/12/chartex" xmlns:cx7="http://schemas.microsoft.com/office/drawing/2016/5/13/chartex" xmlns:cx8="http://schemas.microsoft.com/office/drawing/2016/5/14/chartex" xmlns:mc="http://schemas.openxmlformats.org/markup-compatibility/2006" xmlns:aink="http://schemas.microsoft.com/office/drawing/2016/ink" xmlns:am3d="http://schemas.microsoft.com/office/drawing/2017/model3d" xmlns:o="urn:schemas-microsoft-com:office:office" xmlns:oel="http://schemas.microsoft.com/office/2019/extlst" xmlns:r="http://schemas.openxmlformats.org/officeDocument/2006/relationships" xmlns:m="http://schemas.openxmlformats.org/officeDocument/2006/math" xmlns:v="urn:schemas-microsoft-com:vml" xmlns:wp14="http://schemas.microsoft.com/office/word/2010/wordprocessingDrawing" xmlns:wp="http://schemas.openxmlformats.org/drawingml/2006/wordprocessingDrawing" xmlns:w10="urn:schemas-microsoft-com:office:word" xmlns:w="http://schemas.openxmlformats.org/wordprocessingml/2006/main" xmlns:w14="http://schemas.microsoft.com/office/word/2010/wordml" xmlns:w15="http://schemas.microsoft.com/office/word/2012/wordml" xmlns:w16cei="http://schemas.microsoft.com/office/word/2026/wordml/cei" xmlns:w16cex="http://schemas.microsoft.com/office/word/2018/wordml/cex" xmlns:w16cid="http://schemas.microsoft.com/office/word/2016/wordml/cid" xmlns:w16="http://schemas.microsoft.com/office/word/2018/wordml" xmlns:w16du="http://schemas.microsoft.com/office/word/2023/wordml/word16du" xmlns:w16sdtdh="http://schemas.microsoft.com/office/word/2020/wordml/sdtdatahash" xmlns:w16sdtfl="http://schemas.microsoft.com/office/word/2024/wordml/sdtformatlock" xmlns:w16se="http://schemas.microsoft.com/office/word/2015/wordml/symex" xmlns:wpg="http://schemas.microsoft.com/office/word/2010/wordprocessingGroup" xmlns:wpi="http://schemas.microsoft.com/office/word/2010/wordprocessingInk" xmlns:wne="http://schemas.microsoft.com/office/word/2006/wordml" xmlns:wps="http://schemas.microsoft.com/office/word/2010/wordprocessingShape" mc:Ignorable="w14 w15 w16se w16cid w16 w16cex w16sdtdh w16sdtfl w16du wp14">
+<w:numbering xmlns:wpc="http://schemas.microsoft.com/office/word/2010/wordprocessingCanvas" xmlns:cx="http://schemas.microsoft.com/office/drawing/2014/chartex" xmlns:cx1="http://schemas.microsoft.com/office/drawing/2015/9/8/chartex" xmlns:cx2="http://schemas.microsoft.com/office/drawing/2015/10/21/chartex" xmlns:cx3="http://schemas.microsoft.com/office/drawing/2016/5/9/chartex" xmlns:cx4="http://schemas.microsoft.com/office/drawing/2016/5/10/chartex" xmlns:cx5="http://schemas.microsoft.com/office/drawing/2016/5/11/chartex" xmlns:cx6="http://schemas.microsoft.com/office/drawing/2016/5/12/chartex" xmlns:cx7="http://schemas.microsoft.com/office/drawing/2016/5/13/chartex" xmlns:cx8="http://schemas.microsoft.com/office/drawing/2016/5/14/chartex" xmlns:mc="http://schemas.openxmlformats.org/markup-compatibility/2006" xmlns:aink="http://schemas.microsoft.com/office/drawing/2016/ink" xmlns:am3d="http://schemas.microsoft.com/office/drawing/2017/model3d" xmlns:o="urn:schemas-microsoft-com:office:office" xmlns:oel="http://schemas.microsoft.com/office/2019/extlst" xmlns:r="http://schemas.openxmlformats.org/officeDocument/2006/relationships" xmlns:m="http://schemas.openxmlformats.org/officeDocument/2006/math" xmlns:v="urn:schemas-microsoft-com:vml" xmlns:wp14="http://schemas.microsoft.com/office/word/2010/wordprocessingDrawing" xmlns:wp="http://schemas.openxmlformats.org/drawingml/2006/wordprocessingDrawing" xmlns:w10="urn:schemas-microsoft-com:office:word" xmlns:w="http://schemas.openxmlformats.org/wordprocessingml/2006/main" xmlns:w14="http://schemas.microsoft.com/office/word/2010/wordml" xmlns:w15="http://schemas.microsoft.com/office/word/2012/wordml" xmlns:w16cex="http://schemas.microsoft.com/office/word/2018/wordml/cex" xmlns:w16cid="http://schemas.microsoft.com/office/word/2016/wordml/cid" xmlns:w16="http://schemas.microsoft.com/office/word/2018/wordml" xmlns:w16du="http://schemas.microsoft.com/office/word/2023/wordml/word16du" xmlns:w16sdtdh="http://schemas.microsoft.com/office/word/2020/wordml/sdtdatahash" xmlns:w16sdtfl="http://schemas.microsoft.com/office/word/2024/wordml/sdtformatlock" xmlns:w16se="http://schemas.microsoft.com/office/word/2015/wordml/symex" xmlns:wpg="http://schemas.microsoft.com/office/word/2010/wordprocessingGroup" xmlns:wpi="http://schemas.microsoft.com/office/word/2010/wordprocessingInk" xmlns:wne="http://schemas.microsoft.com/office/word/2006/wordml" xmlns:wps="http://schemas.microsoft.com/office/word/2010/wordprocessingShape" mc:Ignorable="w14 w15 w16se w16cid w16 w16cex w16sdtdh w16sdtfl w16du wp14">
   <w:abstractNum w:abstractNumId="0" w15:restartNumberingAfterBreak="0">
     <w:nsid w:val="FFFFFFFE"/>
     <w:multiLevelType w:val="singleLevel"/>
@@ -1890,6 +2019,7 @@
     <w:lsdException w:name="Table Web 1" w:semiHidden="1" w:unhideWhenUsed="1"/>
     <w:lsdException w:name="Table Web 2" w:semiHidden="1" w:unhideWhenUsed="1"/>
     <w:lsdException w:name="Table Web 3" w:semiHidden="1" w:unhideWhenUsed="1"/>
+    <w:lsdException w:name="Table Grid" w:uiPriority="59"/>
     <w:lsdException w:name="Table Theme" w:semiHidden="1" w:unhideWhenUsed="1"/>
     <w:lsdException w:name="Placeholder Text" w:semiHidden="1" w:uiPriority="99"/>
     <w:lsdException w:name="No Spacing" w:uiPriority="1" w:qFormat="1"/>
@@ -2264,6 +2394,25 @@
       <w:rFonts w:ascii="Arial" w:eastAsia="Arial" w:hAnsi="Arial" w:cs="Arial"/>
     </w:rPr>
   </w:style>
+  <w:style w:type="table" w:styleId="TableGrid">
+    <w:name w:val="Table Grid"/>
+    <w:basedOn w:val="TableNormal"/>
+    <w:uiPriority w:val="59"/>
+    <w:rsid w:val="008B1BA0"/>
+    <w:rPr>
+      <w:rFonts w:ascii="Aptos" w:eastAsia="Aptos" w:hAnsi="Aptos"/>
+    </w:rPr>
+    <w:tblPr>
+      <w:tblBorders>
+        <w:top w:val="single" w:sz="4" w:space="0" w:color="000000"/>
+        <w:left w:val="single" w:sz="4" w:space="0" w:color="000000"/>
+        <w:bottom w:val="single" w:sz="4" w:space="0" w:color="000000"/>
+        <w:right w:val="single" w:sz="4" w:space="0" w:color="000000"/>
+        <w:insideH w:val="single" w:sz="4" w:space="0" w:color="000000"/>
+        <w:insideV w:val="single" w:sz="4" w:space="0" w:color="000000"/>
+      </w:tblBorders>
+    </w:tblPr>
+  </w:style>
 </w:styles>
 </file>
 
